--- a/Code_Documentation.docx
+++ b/Code_Documentation.docx
@@ -1,6 +1,6 @@
 
 <file path=word/document.xml><?xml version="1.0" encoding="utf-8"?>
-<w:document xmlns:wpc="http://schemas.microsoft.com/office/word/2010/wordprocessingCanvas" xmlns:mc="http://schemas.openxmlformats.org/markup-compatibility/2006" xmlns:o="urn:schemas-microsoft-com:office:office" xmlns:r="http://schemas.openxmlformats.org/officeDocument/2006/relationships" xmlns:m="http://schemas.openxmlformats.org/officeDocument/2006/math" xmlns:v="urn:schemas-microsoft-com:vml" xmlns:wp14="http://schemas.microsoft.com/office/word/2010/wordprocessingDrawing" xmlns:wp="http://schemas.openxmlformats.org/drawingml/2006/wordprocessingDrawing" xmlns:w10="urn:schemas-microsoft-com:office:word" xmlns:w="http://schemas.openxmlformats.org/wordprocessingml/2006/main" xmlns:w14="http://schemas.microsoft.com/office/word/2010/wordml" xmlns:w15="http://schemas.microsoft.com/office/word/2012/wordml" xmlns:wpg="http://schemas.microsoft.com/office/word/2010/wordprocessingGroup" xmlns:wpi="http://schemas.microsoft.com/office/word/2010/wordprocessingInk" xmlns:wne="http://schemas.microsoft.com/office/word/2006/wordml" xmlns:wps="http://schemas.microsoft.com/office/word/2010/wordprocessingShape" xmlns:cx="http://schemas.microsoft.com/office/drawing/2014/chartex" xmlns:cx1="http://schemas.microsoft.com/office/drawing/2015/9/8/chartex" xmlns:cx2="http://schemas.microsoft.com/office/drawing/2015/10/21/chartex" xmlns:cx3="http://schemas.microsoft.com/office/drawing/2016/5/9/chartex" xmlns:cx4="http://schemas.microsoft.com/office/drawing/2016/5/10/chartex" xmlns:cx5="http://schemas.microsoft.com/office/drawing/2016/5/11/chartex" xmlns:cx6="http://schemas.microsoft.com/office/drawing/2016/5/12/chartex" xmlns:cx7="http://schemas.microsoft.com/office/drawing/2016/5/13/chartex" xmlns:cx8="http://schemas.microsoft.com/office/drawing/2016/5/14/chartex" xmlns:aink="http://schemas.microsoft.com/office/drawing/2016/ink" xmlns:am3d="http://schemas.microsoft.com/office/drawing/2017/model3d" xmlns:w16cex="http://schemas.microsoft.com/office/word/2018/wordml/cex" xmlns:w16cid="http://schemas.microsoft.com/office/word/2016/wordml/cid" xmlns:w16="http://schemas.microsoft.com/office/word/2018/wordml" xmlns:w16sdtdh="http://schemas.microsoft.com/office/word/2020/wordml/sdtdatahash" xmlns:w16se="http://schemas.microsoft.com/office/word/2015/wordml/symex" mc:Ignorable="w14 w15 wp14">
+<w:document xmlns:wpc="http://schemas.microsoft.com/office/word/2010/wordprocessingCanvas" xmlns:mc="http://schemas.openxmlformats.org/markup-compatibility/2006" xmlns:o="urn:schemas-microsoft-com:office:office" xmlns:r="http://schemas.openxmlformats.org/officeDocument/2006/relationships" xmlns:m="http://schemas.openxmlformats.org/officeDocument/2006/math" xmlns:v="urn:schemas-microsoft-com:vml" xmlns:wp14="http://schemas.microsoft.com/office/word/2010/wordprocessingDrawing" xmlns:wp="http://schemas.openxmlformats.org/drawingml/2006/wordprocessingDrawing" xmlns:w10="urn:schemas-microsoft-com:office:word" xmlns:w="http://schemas.openxmlformats.org/wordprocessingml/2006/main" xmlns:w14="http://schemas.microsoft.com/office/word/2010/wordml" xmlns:w15="http://schemas.microsoft.com/office/word/2012/wordml" xmlns:wpg="http://schemas.microsoft.com/office/word/2010/wordprocessingGroup" xmlns:wpi="http://schemas.microsoft.com/office/word/2010/wordprocessingInk" xmlns:wne="http://schemas.microsoft.com/office/word/2006/wordml" xmlns:wps="http://schemas.microsoft.com/office/word/2010/wordprocessingShape" xmlns:cx="http://schemas.microsoft.com/office/drawing/2014/chartex" xmlns:cx1="http://schemas.microsoft.com/office/drawing/2015/9/8/chartex" xmlns:cx2="http://schemas.microsoft.com/office/drawing/2015/10/21/chartex" xmlns:cx3="http://schemas.microsoft.com/office/drawing/2016/5/9/chartex" xmlns:cx4="http://schemas.microsoft.com/office/drawing/2016/5/10/chartex" xmlns:cx5="http://schemas.microsoft.com/office/drawing/2016/5/11/chartex" xmlns:cx6="http://schemas.microsoft.com/office/drawing/2016/5/12/chartex" xmlns:cx7="http://schemas.microsoft.com/office/drawing/2016/5/13/chartex" xmlns:cx8="http://schemas.microsoft.com/office/drawing/2016/5/14/chartex" xmlns:aink="http://schemas.microsoft.com/office/drawing/2016/ink" xmlns:am3d="http://schemas.microsoft.com/office/drawing/2017/model3d" xmlns:w16cex="http://schemas.microsoft.com/office/word/2018/wordml/cex" xmlns:w16cid="http://schemas.microsoft.com/office/word/2016/wordml/cid" xmlns:w16="http://schemas.microsoft.com/office/word/2018/wordml" xmlns:w16sdtdh="http://schemas.microsoft.com/office/word/2020/wordml/sdtdatahash" xmlns:w16se="http://schemas.microsoft.com/office/word/2015/wordml/symex" xmlns:ns1="http://schemas.openxmlformats.org/markup-compatibility/2006" xmlns:ns2="http://schemas.openxmlformats.org/drawingml/2006/wordprocessingDrawing" xmlns:ns3="http://schemas.openxmlformats.org/drawingml/2006/main" xmlns:ns4="http://schemas.openxmlformats.org/drawingml/2006/picture" xmlns:ns5="http://schemas.openxmlformats.org/officeDocument/2006/relationships" xmlns:a="http://schemas.openxmlformats.org/drawingml/2006/main" xmlns:pic="http://schemas.openxmlformats.org/drawingml/2006/picture" mc:Ignorable="w14 w15 wp14">
   <w:body>
     <w:p>
       <w:pPr>
@@ -15,7 +15,7 @@
           <w:sz w:val="32"/>
           <w:szCs w:val="32"/>
         </w:rPr>
-        <w:t xml:space="preserve">Code Documentation: Procedural Music Generator</w:t>
+        <w:t xml:space="preserve">Code Documentation: Two-Note Procedural Music Generator</w:t>
       </w:r>
     </w:p>
     <w:p>
@@ -54,19 +54,11 @@
       </w:pPr>
       <w:r>
         <w:rPr>
-          <w:rFonts w:ascii="Courier New" w:cs="Courier New" w:eastAsia="Courier New" w:hAnsi="Courier New"/>
-          <w:sz w:val="21"/>
-          <w:szCs w:val="21"/>
-        </w:rPr>
-        <w:t xml:space="preserve">music_project.py</w:t>
-      </w:r>
-      <w:r>
-        <w:rPr>
-          <w:rFonts w:ascii="Times New Roman" w:cs="Times New Roman" w:eastAsia="Times New Roman" w:hAnsi="Times New Roman"/>
-          <w:sz w:val="24"/>
-          <w:szCs w:val="24"/>
-        </w:rPr>
-        <w:t xml:space="preserve"> makes short pieces of background music using simple rules (no AI) and saves them as MIDI files. It builds the music in four versions, each adding one rule (A: random, B: C major scale, C: weighted walk and rhythm rules, D: chords and bass), measures what each rule changes, and checks it like a PCG system: is it fast, does it follow its rules, does it give variety, and can a designer control it.</w:t>
+          <w:rFonts w:ascii="Times New Roman" w:cs="Times New Roman" w:eastAsia="Times New Roman" w:hAnsi="Times New Roman"/>
+          <w:sz w:val="24"/>
+          <w:szCs w:val="24"/>
+        </w:rPr>
+        <w:t xml:space="preserve">MusicGenerator.java writes background music for game levels. The melody uses only two pitches, a low C and a high C, and mostly alternates between them. A random repeat is allowed on each beat, so every level gets a different pattern. A bass drum marks every beat. The one thing the game controls is the difficulty level, which sets the tempo: the harder the level, the faster the music. The program writes one MIDI file per level plus one picture of the patterns.</w:t>
       </w:r>
     </w:p>
     <w:p>
@@ -95,7 +87,7 @@
           <w:sz w:val="24"/>
           <w:szCs w:val="24"/>
         </w:rPr>
-        <w:t xml:space="preserve">Install the libraries once:</w:t>
+        <w:t xml:space="preserve">Compile it once:</w:t>
       </w:r>
     </w:p>
     <w:p>
@@ -109,7 +101,7 @@
           <w:sz w:val="21"/>
           <w:szCs w:val="21"/>
         </w:rPr>
-        <w:t xml:space="preserve">pip3 install numpy matplotlib midiutil</w:t>
+        <w:t xml:space="preserve">javac MusicGenerator.java</w:t>
       </w:r>
     </w:p>
     <w:p>
@@ -136,7 +128,7 @@
           <w:sz w:val="21"/>
           <w:szCs w:val="21"/>
         </w:rPr>
-        <w:t xml:space="preserve">python3 music_project.py</w:t>
+        <w:t xml:space="preserve">java MusicGenerator</w:t>
       </w:r>
     </w:p>
     <w:p>
@@ -149,71 +141,7 @@
           <w:sz w:val="24"/>
           <w:szCs w:val="24"/>
         </w:rPr>
-        <w:t xml:space="preserve">It takes a few seconds. The results go into a </w:t>
-      </w:r>
-      <w:r>
-        <w:rPr>
-          <w:rFonts w:ascii="Courier New" w:cs="Courier New" w:eastAsia="Courier New" w:hAnsi="Courier New"/>
-          <w:sz w:val="21"/>
-          <w:szCs w:val="21"/>
-        </w:rPr>
-        <w:t xml:space="preserve">results</w:t>
-      </w:r>
-      <w:r>
-        <w:rPr>
-          <w:rFonts w:ascii="Times New Roman" w:cs="Times New Roman" w:eastAsia="Times New Roman" w:hAnsi="Times New Roman"/>
-          <w:sz w:val="24"/>
-          <w:szCs w:val="24"/>
-        </w:rPr>
-        <w:t xml:space="preserve"> folder: the MIDI files in </w:t>
-      </w:r>
-      <w:r>
-        <w:rPr>
-          <w:rFonts w:ascii="Courier New" w:cs="Courier New" w:eastAsia="Courier New" w:hAnsi="Courier New"/>
-          <w:sz w:val="21"/>
-          <w:szCs w:val="21"/>
-        </w:rPr>
-        <w:t xml:space="preserve">midi/</w:t>
-      </w:r>
-      <w:r>
-        <w:rPr>
-          <w:rFonts w:ascii="Times New Roman" w:cs="Times New Roman" w:eastAsia="Times New Roman" w:hAnsi="Times New Roman"/>
-          <w:sz w:val="24"/>
-          <w:szCs w:val="24"/>
-        </w:rPr>
-        <w:t xml:space="preserve">, the note lists in </w:t>
-      </w:r>
-      <w:r>
-        <w:rPr>
-          <w:rFonts w:ascii="Courier New" w:cs="Courier New" w:eastAsia="Courier New" w:hAnsi="Courier New"/>
-          <w:sz w:val="21"/>
-          <w:szCs w:val="21"/>
-        </w:rPr>
-        <w:t xml:space="preserve">notes/</w:t>
-      </w:r>
-      <w:r>
-        <w:rPr>
-          <w:rFonts w:ascii="Times New Roman" w:cs="Times New Roman" w:eastAsia="Times New Roman" w:hAnsi="Times New Roman"/>
-          <w:sz w:val="24"/>
-          <w:szCs w:val="24"/>
-        </w:rPr>
-        <w:t xml:space="preserve">, two piano-roll figures and </w:t>
-      </w:r>
-      <w:r>
-        <w:rPr>
-          <w:rFonts w:ascii="Courier New" w:cs="Courier New" w:eastAsia="Courier New" w:hAnsi="Courier New"/>
-          <w:sz w:val="21"/>
-          <w:szCs w:val="21"/>
-        </w:rPr>
-        <w:t xml:space="preserve">summary.txt</w:t>
-      </w:r>
-      <w:r>
-        <w:rPr>
-          <w:rFonts w:ascii="Times New Roman" w:cs="Times New Roman" w:eastAsia="Times New Roman" w:hAnsi="Times New Roman"/>
-          <w:sz w:val="24"/>
-          <w:szCs w:val="24"/>
-        </w:rPr>
-        <w:t xml:space="preserve">. Each piece uses a fixed seed, so the output is the same every time.</w:t>
+        <w:t xml:space="preserve">It finishes in under a second and writes everything into an output folder: level1.mid to level5.mid and patterns.png. There is nothing to install, because the MIDI writing and the drawing both use classes that come with Java.</w:t>
       </w:r>
     </w:p>
     <w:p>
@@ -242,7 +170,7 @@
           <w:sz w:val="24"/>
           <w:szCs w:val="24"/>
         </w:rPr>
-        <w:t xml:space="preserve">A note is stored as (pitch, start beat, length in beats), where the pitch is a MIDI number such as 60 for middle C. Every piece is 8 bars of 4/4. The full version builds a piece in three layers:</w:t>
+        <w:t xml:space="preserve">A piece is an array of thirty-two MIDI note numbers, one per beat. The generator starts on the low C and walks through the beats. On each beat it normally swaps to the other pitch, which gives the alternation low, high, low, high. With a probability of 0.25 it keeps the current pitch instead, which shifts the pattern and is what makes each level different. The level number seeds the random number generator, so a level always gets the same music.</w:t>
       </w:r>
     </w:p>
     <w:p>
@@ -252,42 +180,42 @@
       </w:pPr>
       <w:r>
         <w:drawing>
-          <wp:inline distT="0" distB="0" distL="0" distR="0">
-            <wp:extent cx="5715000" cy="1762125"/>
-            <wp:effectExtent t="0" r="0" b="0" l="0"/>
-            <wp:docPr id="1" name="" descr="" title=""/>
-            <wp:cNvGraphicFramePr>
-              <a:graphicFrameLocks xmlns:a="http://schemas.openxmlformats.org/drawingml/2006/main" noChangeAspect="1"/>
-            </wp:cNvGraphicFramePr>
-            <a:graphic xmlns:a="http://schemas.openxmlformats.org/drawingml/2006/main">
-              <a:graphicData uri="http://schemas.openxmlformats.org/drawingml/2006/picture">
-                <pic:pic xmlns:pic="http://schemas.openxmlformats.org/drawingml/2006/picture">
-                  <pic:nvPicPr>
-                    <pic:cNvPr id="0" name="" descr=""/>
-                    <pic:cNvPicPr>
-                      <a:picLocks noChangeAspect="1" noChangeArrowheads="1"/>
-                    </pic:cNvPicPr>
-                  </pic:nvPicPr>
-                  <pic:blipFill>
-                    <a:blip r:embed="rId7" cstate="none"/>
-                    <a:srcRect/>
-                    <a:stretch>
-                      <a:fillRect/>
-                    </a:stretch>
-                  </pic:blipFill>
-                  <pic:spPr bwMode="auto">
-                    <a:xfrm>
-                      <a:off x="0" y="0"/>
-                      <a:ext cx="5715000" cy="1762125"/>
-                    </a:xfrm>
-                    <a:prstGeom prst="rect">
-                      <a:avLst/>
-                    </a:prstGeom>
-                  </pic:spPr>
-                </pic:pic>
-              </a:graphicData>
-            </a:graphic>
-          </wp:inline>
+          <ns2:inline distT="0" distB="0" distL="0" distR="0">
+            <ns2:extent cx="5715000" cy="2761450"/>
+            <ns2:effectExtent t="0" r="0" b="0" l="0"/>
+            <ns2:docPr id="1" name="" descr="" title=""/>
+            <ns2:cNvGraphicFramePr>
+              <ns3:graphicFrameLocks noChangeAspect="1"/>
+            </ns2:cNvGraphicFramePr>
+            <ns3:graphic>
+              <ns3:graphicData uri="http://schemas.openxmlformats.org/drawingml/2006/picture">
+                <ns4:pic>
+                  <ns4:nvPicPr>
+                    <ns4:cNvPr id="0" name="" descr=""/>
+                    <ns4:cNvPicPr>
+                      <ns3:picLocks noChangeAspect="1" noChangeArrowheads="1"/>
+                    </ns4:cNvPicPr>
+                  </ns4:nvPicPr>
+                  <ns4:blipFill>
+                    <ns3:blip ns5:embed="rId7" cstate="none"/>
+                    <ns3:srcRect/>
+                    <ns3:stretch>
+                      <ns3:fillRect/>
+                    </ns3:stretch>
+                  </ns4:blipFill>
+                  <ns4:spPr bwMode="auto">
+                    <ns3:xfrm>
+                      <ns3:off x="0" y="0"/>
+                      <ns3:ext cx="5715000" cy="2761450"/>
+                    </ns3:xfrm>
+                    <ns3:prstGeom prst="rect">
+                      <ns3:avLst/>
+                    </ns3:prstGeom>
+                  </ns4:spPr>
+                </ns4:pic>
+              </ns3:graphicData>
+            </ns3:graphic>
+          </ns2:inline>
         </w:drawing>
       </w:r>
     </w:p>
@@ -304,109 +232,61 @@
           <w:sz w:val="20"/>
           <w:szCs w:val="20"/>
         </w:rPr>
-        <w:t xml:space="preserve">Fig. 1. The three layers of the generator</w:t>
-      </w:r>
-    </w:p>
-    <w:p>
-      <w:pPr>
-        <w:pStyle w:val="ListParagraph"/>
-        <w:numPr>
-          <w:ilvl w:val="0"/>
-          <w:numId w:val="2"/>
-        </w:numPr>
-        <w:spacing w:after="80"/>
-      </w:pPr>
-      <w:r>
-        <w:rPr>
-          <w:rFonts w:ascii="Times New Roman" w:cs="Times New Roman" w:eastAsia="Times New Roman" w:hAnsi="Times New Roman"/>
-          <w:sz w:val="24"/>
-          <w:szCs w:val="24"/>
-        </w:rPr>
-        <w:t xml:space="preserve">Rhythm: </w:t>
-      </w:r>
-      <w:r>
-        <w:rPr>
-          <w:rFonts w:ascii="Courier New" w:cs="Courier New" w:eastAsia="Courier New" w:hAnsi="Courier New"/>
-          <w:sz w:val="21"/>
-          <w:szCs w:val="21"/>
-        </w:rPr>
-        <w:t xml:space="preserve">ruled_rhythm</w:t>
-      </w:r>
-      <w:r>
-        <w:rPr>
-          <w:rFonts w:ascii="Times New Roman" w:cs="Times New Roman" w:eastAsia="Times New Roman" w:hAnsi="Times New Roman"/>
-          <w:sz w:val="24"/>
-          <w:szCs w:val="24"/>
-        </w:rPr>
-        <w:t xml:space="preserve"> picks eighth, quarter and half notes with weights 3, 5 and 2, and only picks lengths that still fit in the bar.</w:t>
-      </w:r>
-    </w:p>
-    <w:p>
-      <w:pPr>
-        <w:pStyle w:val="ListParagraph"/>
-        <w:numPr>
-          <w:ilvl w:val="0"/>
-          <w:numId w:val="2"/>
-        </w:numPr>
-        <w:spacing w:after="80"/>
-      </w:pPr>
-      <w:r>
-        <w:rPr>
-          <w:rFonts w:ascii="Times New Roman" w:cs="Times New Roman" w:eastAsia="Times New Roman" w:hAnsi="Times New Roman"/>
-          <w:sz w:val="24"/>
-          <w:szCs w:val="24"/>
-        </w:rPr>
-        <w:t xml:space="preserve">Melody: </w:t>
-      </w:r>
-      <w:r>
-        <w:rPr>
-          <w:rFonts w:ascii="Courier New" w:cs="Courier New" w:eastAsia="Courier New" w:hAnsi="Courier New"/>
-          <w:sz w:val="21"/>
-          <w:szCs w:val="21"/>
-        </w:rPr>
-        <w:t xml:space="preserve">walk</w:t>
-      </w:r>
-      <w:r>
-        <w:rPr>
-          <w:rFonts w:ascii="Times New Roman" w:cs="Times New Roman" w:eastAsia="Times New Roman" w:hAnsi="Times New Roman"/>
-          <w:sz w:val="24"/>
-          <w:szCs w:val="24"/>
-        </w:rPr>
-        <w:t xml:space="preserve"> moves along the C major scale. A move of one step is 6 times as likely as a jump of four steps, so the tune mostly moves to nearby notes. The last note becomes the closest C.</w:t>
-      </w:r>
-    </w:p>
-    <w:p>
-      <w:pPr>
-        <w:pStyle w:val="ListParagraph"/>
-        <w:numPr>
-          <w:ilvl w:val="0"/>
-          <w:numId w:val="2"/>
-        </w:numPr>
-        <w:spacing w:after="80"/>
-      </w:pPr>
-      <w:r>
-        <w:rPr>
-          <w:rFonts w:ascii="Times New Roman" w:cs="Times New Roman" w:eastAsia="Times New Roman" w:hAnsi="Times New Roman"/>
-          <w:sz w:val="24"/>
-          <w:szCs w:val="24"/>
-        </w:rPr>
-        <w:t xml:space="preserve">Harmony: </w:t>
-      </w:r>
-      <w:r>
-        <w:rPr>
-          <w:rFonts w:ascii="Courier New" w:cs="Courier New" w:eastAsia="Courier New" w:hAnsi="Courier New"/>
-          <w:sz w:val="21"/>
-          <w:szCs w:val="21"/>
-        </w:rPr>
-        <w:t xml:space="preserve">version_d</w:t>
-      </w:r>
-      <w:r>
-        <w:rPr>
-          <w:rFonts w:ascii="Times New Roman" w:cs="Times New Roman" w:eastAsia="Times New Roman" w:hAnsi="Times New Roman"/>
-          <w:sz w:val="24"/>
-          <w:szCs w:val="24"/>
-        </w:rPr>
-        <w:t xml:space="preserve"> adds a bass note per bar (C, Am, F, G, ending G then C), and the first melody note of each bar has to be a note of that bar's chord.</w:t>
+        <w:t xml:space="preserve">Fig. 1. The pattern the code produces for each level. Upper blocks are the high C, lower blocks are the low C.</w:t>
+      </w:r>
+    </w:p>
+    <w:p>
+      <w:pPr>
+        <w:pStyle w:val="ListParagraph"/>
+        <w:numPr>
+          <w:ilvl w:val="0"/>
+          <w:numId w:val="2"/>
+        </w:numPr>
+        <w:spacing w:after="80"/>
+      </w:pPr>
+      <w:r>
+        <w:rPr>
+          <w:rFonts w:ascii="Times New Roman" w:cs="Times New Roman" w:eastAsia="Times New Roman" w:hAnsi="Times New Roman"/>
+          <w:sz w:val="24"/>
+          <w:szCs w:val="24"/>
+        </w:rPr>
+        <w:t xml:space="preserve">Two pitches: LOW_NOTE is MIDI 60 and HIGH_NOTE is MIDI 72, the same note one octave apart, so they always sound right together.</w:t>
+      </w:r>
+    </w:p>
+    <w:p>
+      <w:pPr>
+        <w:pStyle w:val="ListParagraph"/>
+        <w:numPr>
+          <w:ilvl w:val="0"/>
+          <w:numId w:val="2"/>
+        </w:numPr>
+        <w:spacing w:after="80"/>
+      </w:pPr>
+      <w:r>
+        <w:rPr>
+          <w:rFonts w:ascii="Times New Roman" w:cs="Times New Roman" w:eastAsia="Times New Roman" w:hAnsi="Times New Roman"/>
+          <w:sz w:val="24"/>
+          <w:szCs w:val="24"/>
+        </w:rPr>
+        <w:t xml:space="preserve">Randomness: REPEAT_CHANCE is the chance of repeating a pitch instead of swapping. Set it to 0 for a perfectly regular pulse, or higher to make it less predictable.</w:t>
+      </w:r>
+    </w:p>
+    <w:p>
+      <w:pPr>
+        <w:pStyle w:val="ListParagraph"/>
+        <w:numPr>
+          <w:ilvl w:val="0"/>
+          <w:numId w:val="2"/>
+        </w:numPr>
+        <w:spacing w:after="80"/>
+      </w:pPr>
+      <w:r>
+        <w:rPr>
+          <w:rFonts w:ascii="Times New Roman" w:cs="Times New Roman" w:eastAsia="Times New Roman" w:hAnsi="Times New Roman"/>
+          <w:sz w:val="24"/>
+          <w:szCs w:val="24"/>
+        </w:rPr>
+        <w:t xml:space="preserve">Difficulty: tempoForLevel slides from TEMPO_EASY on level 1 to TEMPO_HARD on the last level, so the same pattern plays faster as the game gets harder.</w:t>
       </w:r>
     </w:p>
     <w:p>
@@ -440,289 +320,97 @@
           <w:sz w:val="24"/>
           <w:szCs w:val="24"/>
         </w:rPr>
-        <w:t xml:space="preserve">Settings at the top: tempo, number of bars, the scale, the note-length weights, the step weights and the chords.</w:t>
-      </w:r>
-    </w:p>
-    <w:p>
-      <w:pPr>
-        <w:pStyle w:val="ListParagraph"/>
-        <w:numPr>
-          <w:ilvl w:val="0"/>
-          <w:numId w:val="2"/>
-        </w:numPr>
-        <w:spacing w:after="80"/>
-      </w:pPr>
-      <w:r>
-        <w:rPr>
-          <w:rFonts w:ascii="Times New Roman" w:cs="Times New Roman" w:eastAsia="Times New Roman" w:hAnsi="Times New Roman"/>
-          <w:sz w:val="24"/>
-          <w:szCs w:val="24"/>
-        </w:rPr>
-        <w:t xml:space="preserve">Helpers: </w:t>
-      </w:r>
-      <w:r>
-        <w:rPr>
-          <w:rFonts w:ascii="Courier New" w:cs="Courier New" w:eastAsia="Courier New" w:hAnsi="Courier New"/>
-          <w:sz w:val="21"/>
-          <w:szCs w:val="21"/>
-        </w:rPr>
-        <w:t xml:space="preserve">free_rhythm</w:t>
-      </w:r>
-      <w:r>
-        <w:rPr>
-          <w:rFonts w:ascii="Times New Roman" w:cs="Times New Roman" w:eastAsia="Times New Roman" w:hAnsi="Times New Roman"/>
-          <w:sz w:val="24"/>
-          <w:szCs w:val="24"/>
-        </w:rPr>
-        <w:t xml:space="preserve">, </w:t>
-      </w:r>
-      <w:r>
-        <w:rPr>
-          <w:rFonts w:ascii="Courier New" w:cs="Courier New" w:eastAsia="Courier New" w:hAnsi="Courier New"/>
-          <w:sz w:val="21"/>
-          <w:szCs w:val="21"/>
-        </w:rPr>
-        <w:t xml:space="preserve">ruled_rhythm</w:t>
-      </w:r>
-      <w:r>
-        <w:rPr>
-          <w:rFonts w:ascii="Times New Roman" w:cs="Times New Roman" w:eastAsia="Times New Roman" w:hAnsi="Times New Roman"/>
-          <w:sz w:val="24"/>
-          <w:szCs w:val="24"/>
-        </w:rPr>
-        <w:t xml:space="preserve">, </w:t>
-      </w:r>
-      <w:r>
-        <w:rPr>
-          <w:rFonts w:ascii="Courier New" w:cs="Courier New" w:eastAsia="Courier New" w:hAnsi="Courier New"/>
-          <w:sz w:val="21"/>
-          <w:szCs w:val="21"/>
-        </w:rPr>
-        <w:t xml:space="preserve">chord_for_bar</w:t>
-      </w:r>
-      <w:r>
-        <w:rPr>
-          <w:rFonts w:ascii="Times New Roman" w:cs="Times New Roman" w:eastAsia="Times New Roman" w:hAnsi="Times New Roman"/>
-          <w:sz w:val="24"/>
-          <w:szCs w:val="24"/>
-        </w:rPr>
-        <w:t xml:space="preserve"> and </w:t>
-      </w:r>
-      <w:r>
-        <w:rPr>
-          <w:rFonts w:ascii="Courier New" w:cs="Courier New" w:eastAsia="Courier New" w:hAnsi="Courier New"/>
-          <w:sz w:val="21"/>
-          <w:szCs w:val="21"/>
-        </w:rPr>
-        <w:t xml:space="preserve">add_starts</w:t>
-      </w:r>
-      <w:r>
-        <w:rPr>
-          <w:rFonts w:ascii="Times New Roman" w:cs="Times New Roman" w:eastAsia="Times New Roman" w:hAnsi="Times New Roman"/>
-          <w:sz w:val="24"/>
-          <w:szCs w:val="24"/>
-        </w:rPr>
-        <w:t xml:space="preserve">.</w:t>
-      </w:r>
-    </w:p>
-    <w:p>
-      <w:pPr>
-        <w:pStyle w:val="ListParagraph"/>
-        <w:numPr>
-          <w:ilvl w:val="0"/>
-          <w:numId w:val="2"/>
-        </w:numPr>
-        <w:spacing w:after="80"/>
-      </w:pPr>
-      <w:r>
-        <w:rPr>
-          <w:rFonts w:ascii="Times New Roman" w:cs="Times New Roman" w:eastAsia="Times New Roman" w:hAnsi="Times New Roman"/>
-          <w:sz w:val="24"/>
-          <w:szCs w:val="24"/>
-        </w:rPr>
-        <w:t xml:space="preserve">The four versions: </w:t>
-      </w:r>
-      <w:r>
-        <w:rPr>
-          <w:rFonts w:ascii="Courier New" w:cs="Courier New" w:eastAsia="Courier New" w:hAnsi="Courier New"/>
-          <w:sz w:val="21"/>
-          <w:szCs w:val="21"/>
-        </w:rPr>
-        <w:t xml:space="preserve">version_a</w:t>
-      </w:r>
-      <w:r>
-        <w:rPr>
-          <w:rFonts w:ascii="Times New Roman" w:cs="Times New Roman" w:eastAsia="Times New Roman" w:hAnsi="Times New Roman"/>
-          <w:sz w:val="24"/>
-          <w:szCs w:val="24"/>
-        </w:rPr>
-        <w:t xml:space="preserve"> to </w:t>
-      </w:r>
-      <w:r>
-        <w:rPr>
-          <w:rFonts w:ascii="Courier New" w:cs="Courier New" w:eastAsia="Courier New" w:hAnsi="Courier New"/>
-          <w:sz w:val="21"/>
-          <w:szCs w:val="21"/>
-        </w:rPr>
-        <w:t xml:space="preserve">version_d</w:t>
-      </w:r>
-      <w:r>
-        <w:rPr>
-          <w:rFonts w:ascii="Times New Roman" w:cs="Times New Roman" w:eastAsia="Times New Roman" w:hAnsi="Times New Roman"/>
-          <w:sz w:val="24"/>
-          <w:szCs w:val="24"/>
-        </w:rPr>
-        <w:t xml:space="preserve">. Each takes a seed and returns the melody and the bass notes.</w:t>
-      </w:r>
-    </w:p>
-    <w:p>
-      <w:pPr>
-        <w:pStyle w:val="ListParagraph"/>
-        <w:numPr>
-          <w:ilvl w:val="0"/>
-          <w:numId w:val="2"/>
-        </w:numPr>
-        <w:spacing w:after="80"/>
-      </w:pPr>
-      <w:r>
-        <w:rPr>
-          <w:rFonts w:ascii="Times New Roman" w:cs="Times New Roman" w:eastAsia="Times New Roman" w:hAnsi="Times New Roman"/>
-          <w:sz w:val="24"/>
-          <w:szCs w:val="24"/>
-        </w:rPr>
-        <w:t xml:space="preserve">Metrics: </w:t>
-      </w:r>
-      <w:r>
-        <w:rPr>
-          <w:rFonts w:ascii="Courier New" w:cs="Courier New" w:eastAsia="Courier New" w:hAnsi="Courier New"/>
-          <w:sz w:val="21"/>
-          <w:szCs w:val="21"/>
-        </w:rPr>
-        <w:t xml:space="preserve">measure</w:t>
-      </w:r>
-      <w:r>
-        <w:rPr>
-          <w:rFonts w:ascii="Times New Roman" w:cs="Times New Roman" w:eastAsia="Times New Roman" w:hAnsi="Times New Roman"/>
-          <w:sz w:val="24"/>
-          <w:szCs w:val="24"/>
-        </w:rPr>
-        <w:t xml:space="preserve"> works out the values for one piece, and </w:t>
-      </w:r>
-      <w:r>
-        <w:rPr>
-          <w:rFonts w:ascii="Courier New" w:cs="Courier New" w:eastAsia="Courier New" w:hAnsi="Courier New"/>
-          <w:sz w:val="21"/>
-          <w:szCs w:val="21"/>
-        </w:rPr>
-        <w:t xml:space="preserve">difference</w:t>
-      </w:r>
-      <w:r>
-        <w:rPr>
-          <w:rFonts w:ascii="Times New Roman" w:cs="Times New Roman" w:eastAsia="Times New Roman" w:hAnsi="Times New Roman"/>
-          <w:sz w:val="24"/>
-          <w:szCs w:val="24"/>
-        </w:rPr>
-        <w:t xml:space="preserve"> compares pieces with each other.</w:t>
-      </w:r>
-    </w:p>
-    <w:p>
-      <w:pPr>
-        <w:pStyle w:val="ListParagraph"/>
-        <w:numPr>
-          <w:ilvl w:val="0"/>
-          <w:numId w:val="2"/>
-        </w:numPr>
-        <w:spacing w:after="80"/>
-      </w:pPr>
-      <w:r>
-        <w:rPr>
-          <w:rFonts w:ascii="Times New Roman" w:cs="Times New Roman" w:eastAsia="Times New Roman" w:hAnsi="Times New Roman"/>
-          <w:sz w:val="24"/>
-          <w:szCs w:val="24"/>
-        </w:rPr>
-        <w:t xml:space="preserve">Output: </w:t>
-      </w:r>
-      <w:r>
-        <w:rPr>
-          <w:rFonts w:ascii="Courier New" w:cs="Courier New" w:eastAsia="Courier New" w:hAnsi="Courier New"/>
-          <w:sz w:val="21"/>
-          <w:szCs w:val="21"/>
-        </w:rPr>
-        <w:t xml:space="preserve">save_midi</w:t>
-      </w:r>
-      <w:r>
-        <w:rPr>
-          <w:rFonts w:ascii="Times New Roman" w:cs="Times New Roman" w:eastAsia="Times New Roman" w:hAnsi="Times New Roman"/>
-          <w:sz w:val="24"/>
-          <w:szCs w:val="24"/>
-        </w:rPr>
-        <w:t xml:space="preserve"> writes the MIDI file with MIDIUtil, </w:t>
-      </w:r>
-      <w:r>
-        <w:rPr>
-          <w:rFonts w:ascii="Courier New" w:cs="Courier New" w:eastAsia="Courier New" w:hAnsi="Courier New"/>
-          <w:sz w:val="21"/>
-          <w:szCs w:val="21"/>
-        </w:rPr>
-        <w:t xml:space="preserve">save_csv</w:t>
-      </w:r>
-      <w:r>
-        <w:rPr>
-          <w:rFonts w:ascii="Times New Roman" w:cs="Times New Roman" w:eastAsia="Times New Roman" w:hAnsi="Times New Roman"/>
-          <w:sz w:val="24"/>
-          <w:szCs w:val="24"/>
-        </w:rPr>
-        <w:t xml:space="preserve"> writes the note list and </w:t>
-      </w:r>
-      <w:r>
-        <w:rPr>
-          <w:rFonts w:ascii="Courier New" w:cs="Courier New" w:eastAsia="Courier New" w:hAnsi="Courier New"/>
-          <w:sz w:val="21"/>
-          <w:szCs w:val="21"/>
-        </w:rPr>
-        <w:t xml:space="preserve">draw_piano_rolls</w:t>
-      </w:r>
-      <w:r>
-        <w:rPr>
-          <w:rFonts w:ascii="Times New Roman" w:cs="Times New Roman" w:eastAsia="Times New Roman" w:hAnsi="Times New Roman"/>
-          <w:sz w:val="24"/>
-          <w:szCs w:val="24"/>
-        </w:rPr>
-        <w:t xml:space="preserve"> draws the figures.</w:t>
-      </w:r>
-    </w:p>
-    <w:p>
-      <w:pPr>
-        <w:pStyle w:val="ListParagraph"/>
-        <w:numPr>
-          <w:ilvl w:val="0"/>
-          <w:numId w:val="2"/>
-        </w:numPr>
-        <w:spacing w:after="80"/>
-      </w:pPr>
-      <w:r>
-        <w:rPr>
-          <w:rFonts w:ascii="Times New Roman" w:cs="Times New Roman" w:eastAsia="Times New Roman" w:hAnsi="Times New Roman"/>
-          <w:sz w:val="24"/>
-          <w:szCs w:val="24"/>
-        </w:rPr>
-        <w:t xml:space="preserve">Main: </w:t>
-      </w:r>
-      <w:r>
-        <w:rPr>
-          <w:rFonts w:ascii="Courier New" w:cs="Courier New" w:eastAsia="Courier New" w:hAnsi="Courier New"/>
-          <w:sz w:val="21"/>
-          <w:szCs w:val="21"/>
-        </w:rPr>
-        <w:t xml:space="preserve">main</w:t>
-      </w:r>
-      <w:r>
-        <w:rPr>
-          <w:rFonts w:ascii="Times New Roman" w:cs="Times New Roman" w:eastAsia="Times New Roman" w:hAnsi="Times New Roman"/>
-          <w:sz w:val="24"/>
-          <w:szCs w:val="24"/>
-        </w:rPr>
-        <w:t xml:space="preserve"> makes the samples, compares 200 pieces per version, runs the PCG checks, the sample size check and the step weight check, and makes three level pieces for the game demo.</w:t>
+        <w:t xml:space="preserve">Settings at the top: the two notes, how many levels and beats, the easy and hard tempos, and the repeat chance. Everything you would want to change is here.</w:t>
+      </w:r>
+    </w:p>
+    <w:p>
+      <w:pPr>
+        <w:pStyle w:val="ListParagraph"/>
+        <w:numPr>
+          <w:ilvl w:val="0"/>
+          <w:numId w:val="2"/>
+        </w:numPr>
+        <w:spacing w:after="80"/>
+      </w:pPr>
+      <w:r>
+        <w:rPr>
+          <w:rFonts w:ascii="Times New Roman" w:cs="Times New Roman" w:eastAsia="Times New Roman" w:hAnsi="Times New Roman"/>
+          <w:sz w:val="24"/>
+          <w:szCs w:val="24"/>
+        </w:rPr>
+        <w:t xml:space="preserve">tempoForLevel turns a level number into a tempo in beats per minute.</w:t>
+      </w:r>
+    </w:p>
+    <w:p>
+      <w:pPr>
+        <w:pStyle w:val="ListParagraph"/>
+        <w:numPr>
+          <w:ilvl w:val="0"/>
+          <w:numId w:val="2"/>
+        </w:numPr>
+        <w:spacing w:after="80"/>
+      </w:pPr>
+      <w:r>
+        <w:rPr>
+          <w:rFonts w:ascii="Times New Roman" w:cs="Times New Roman" w:eastAsia="Times New Roman" w:hAnsi="Times New Roman"/>
+          <w:sz w:val="24"/>
+          <w:szCs w:val="24"/>
+        </w:rPr>
+        <w:t xml:space="preserve">makePattern builds the array of notes for one level, and is where the alternating and the random repeats happen.</w:t>
+      </w:r>
+    </w:p>
+    <w:p>
+      <w:pPr>
+        <w:pStyle w:val="ListParagraph"/>
+        <w:numPr>
+          <w:ilvl w:val="0"/>
+          <w:numId w:val="2"/>
+        </w:numPr>
+        <w:spacing w:after="80"/>
+      </w:pPr>
+      <w:r>
+        <w:rPr>
+          <w:rFonts w:ascii="Times New Roman" w:cs="Times New Roman" w:eastAsia="Times New Roman" w:hAnsi="Times New Roman"/>
+          <w:sz w:val="24"/>
+          <w:szCs w:val="24"/>
+        </w:rPr>
+        <w:t xml:space="preserve">saveMidi writes a two-track MIDI file, one track for the melody and one for the drum, using javax.sound.midi.</w:t>
+      </w:r>
+    </w:p>
+    <w:p>
+      <w:pPr>
+        <w:pStyle w:val="ListParagraph"/>
+        <w:numPr>
+          <w:ilvl w:val="0"/>
+          <w:numId w:val="2"/>
+        </w:numPr>
+        <w:spacing w:after="80"/>
+      </w:pPr>
+      <w:r>
+        <w:rPr>
+          <w:rFonts w:ascii="Times New Roman" w:cs="Times New Roman" w:eastAsia="Times New Roman" w:hAnsi="Times New Roman"/>
+          <w:sz w:val="24"/>
+          <w:szCs w:val="24"/>
+        </w:rPr>
+        <w:t xml:space="preserve">savePicture draws all the patterns into one PNG using java.awt, and countRepeats counts how often a note was repeated.</w:t>
+      </w:r>
+    </w:p>
+    <w:p>
+      <w:pPr>
+        <w:pStyle w:val="ListParagraph"/>
+        <w:numPr>
+          <w:ilvl w:val="0"/>
+          <w:numId w:val="2"/>
+        </w:numPr>
+        <w:spacing w:after="80"/>
+      </w:pPr>
+      <w:r>
+        <w:rPr>
+          <w:rFonts w:ascii="Times New Roman" w:cs="Times New Roman" w:eastAsia="Times New Roman" w:hAnsi="Times New Roman"/>
+          <w:sz w:val="24"/>
+          <w:szCs w:val="24"/>
+        </w:rPr>
+        <w:t xml:space="preserve">main runs the whole thing: one piece per level, saved to disk, with a summary table printed to the screen.</w:t>
       </w:r>
     </w:p>
     <w:p>
@@ -756,109 +444,61 @@
           <w:sz w:val="24"/>
           <w:szCs w:val="24"/>
         </w:rPr>
-        <w:t xml:space="preserve">Run everything: run the script and get the </w:t>
-      </w:r>
-      <w:r>
-        <w:rPr>
-          <w:rFonts w:ascii="Courier New" w:cs="Courier New" w:eastAsia="Courier New" w:hAnsi="Courier New"/>
-          <w:sz w:val="21"/>
-          <w:szCs w:val="21"/>
-        </w:rPr>
-        <w:t xml:space="preserve">results</w:t>
-      </w:r>
-      <w:r>
-        <w:rPr>
-          <w:rFonts w:ascii="Times New Roman" w:cs="Times New Roman" w:eastAsia="Times New Roman" w:hAnsi="Times New Roman"/>
-          <w:sz w:val="24"/>
-          <w:szCs w:val="24"/>
-        </w:rPr>
-        <w:t xml:space="preserve"> folder.</w:t>
-      </w:r>
-    </w:p>
-    <w:p>
-      <w:pPr>
-        <w:pStyle w:val="ListParagraph"/>
-        <w:numPr>
-          <w:ilvl w:val="0"/>
-          <w:numId w:val="2"/>
-        </w:numPr>
-        <w:spacing w:after="80"/>
-      </w:pPr>
-      <w:r>
-        <w:rPr>
-          <w:rFonts w:ascii="Times New Roman" w:cs="Times New Roman" w:eastAsia="Times New Roman" w:hAnsi="Times New Roman"/>
-          <w:sz w:val="24"/>
-          <w:szCs w:val="24"/>
-        </w:rPr>
-        <w:t xml:space="preserve">Make one piece: </w:t>
-      </w:r>
-      <w:r>
-        <w:rPr>
-          <w:rFonts w:ascii="Courier New" w:cs="Courier New" w:eastAsia="Courier New" w:hAnsi="Courier New"/>
-          <w:sz w:val="21"/>
-          <w:szCs w:val="21"/>
-        </w:rPr>
-        <w:t xml:space="preserve">version_d(7)</w:t>
-      </w:r>
-      <w:r>
-        <w:rPr>
-          <w:rFonts w:ascii="Times New Roman" w:cs="Times New Roman" w:eastAsia="Times New Roman" w:hAnsi="Times New Roman"/>
-          <w:sz w:val="24"/>
-          <w:szCs w:val="24"/>
-        </w:rPr>
-        <w:t xml:space="preserve"> gives a full piece for seed 7. The same seed always gives the same piece.</w:t>
-      </w:r>
-    </w:p>
-    <w:p>
-      <w:pPr>
-        <w:pStyle w:val="ListParagraph"/>
-        <w:numPr>
-          <w:ilvl w:val="0"/>
-          <w:numId w:val="2"/>
-        </w:numPr>
-        <w:spacing w:after="80"/>
-      </w:pPr>
-      <w:r>
-        <w:rPr>
-          <w:rFonts w:ascii="Times New Roman" w:cs="Times New Roman" w:eastAsia="Times New Roman" w:hAnsi="Times New Roman"/>
-          <w:sz w:val="24"/>
-          <w:szCs w:val="24"/>
-        </w:rPr>
-        <w:t xml:space="preserve">Music for a game level: use the level number as the seed, so each level always gets its own piece without storing any audio.</w:t>
-      </w:r>
-    </w:p>
-    <w:p>
-      <w:pPr>
-        <w:pStyle w:val="ListParagraph"/>
-        <w:numPr>
-          <w:ilvl w:val="0"/>
-          <w:numId w:val="2"/>
-        </w:numPr>
-        <w:spacing w:after="80"/>
-      </w:pPr>
-      <w:r>
-        <w:rPr>
-          <w:rFonts w:ascii="Times New Roman" w:cs="Times New Roman" w:eastAsia="Times New Roman" w:hAnsi="Times New Roman"/>
-          <w:sz w:val="24"/>
-          <w:szCs w:val="24"/>
-        </w:rPr>
-        <w:t xml:space="preserve">Measure a piece: </w:t>
-      </w:r>
-      <w:r>
-        <w:rPr>
-          <w:rFonts w:ascii="Courier New" w:cs="Courier New" w:eastAsia="Courier New" w:hAnsi="Courier New"/>
-          <w:sz w:val="21"/>
-          <w:szCs w:val="21"/>
-        </w:rPr>
-        <w:t xml:space="preserve">measure(melody)</w:t>
-      </w:r>
-      <w:r>
-        <w:rPr>
-          <w:rFonts w:ascii="Times New Roman" w:cs="Times New Roman" w:eastAsia="Times New Roman" w:hAnsi="Times New Roman"/>
-          <w:sz w:val="24"/>
-          <w:szCs w:val="24"/>
-        </w:rPr>
-        <w:t xml:space="preserve"> gives back values such as the share of notes in key and the average jump.</w:t>
+        <w:t xml:space="preserve">Run everything: run the program and get five MIDI files and the picture.</w:t>
+      </w:r>
+    </w:p>
+    <w:p>
+      <w:pPr>
+        <w:pStyle w:val="ListParagraph"/>
+        <w:numPr>
+          <w:ilvl w:val="0"/>
+          <w:numId w:val="2"/>
+        </w:numPr>
+        <w:spacing w:after="80"/>
+      </w:pPr>
+      <w:r>
+        <w:rPr>
+          <w:rFonts w:ascii="Times New Roman" w:cs="Times New Roman" w:eastAsia="Times New Roman" w:hAnsi="Times New Roman"/>
+          <w:sz w:val="24"/>
+          <w:szCs w:val="24"/>
+        </w:rPr>
+        <w:t xml:space="preserve">Music for one level: makePattern(3) gives the note pattern for level 3, and tempoForLevel(3) gives its tempo.</w:t>
+      </w:r>
+    </w:p>
+    <w:p>
+      <w:pPr>
+        <w:pStyle w:val="ListParagraph"/>
+        <w:numPr>
+          <w:ilvl w:val="0"/>
+          <w:numId w:val="2"/>
+        </w:numPr>
+        <w:spacing w:after="80"/>
+      </w:pPr>
+      <w:r>
+        <w:rPr>
+          <w:rFonts w:ascii="Times New Roman" w:cs="Times New Roman" w:eastAsia="Times New Roman" w:hAnsi="Times New Roman"/>
+          <w:sz w:val="24"/>
+          <w:szCs w:val="24"/>
+        </w:rPr>
+        <w:t xml:space="preserve">Change the difficulty curve: edit TEMPO_EASY and TEMPO_HARD to make the levels speed up more or less sharply.</w:t>
+      </w:r>
+    </w:p>
+    <w:p>
+      <w:pPr>
+        <w:pStyle w:val="ListParagraph"/>
+        <w:numPr>
+          <w:ilvl w:val="0"/>
+          <w:numId w:val="2"/>
+        </w:numPr>
+        <w:spacing w:after="80"/>
+      </w:pPr>
+      <w:r>
+        <w:rPr>
+          <w:rFonts w:ascii="Times New Roman" w:cs="Times New Roman" w:eastAsia="Times New Roman" w:hAnsi="Times New Roman"/>
+          <w:sz w:val="24"/>
+          <w:szCs w:val="24"/>
+        </w:rPr>
+        <w:t xml:space="preserve">Change how random it is: edit REPEAT_CHANCE. Zero gives a strict alternation, higher values break the pulse more often.</w:t>
       </w:r>
     </w:p>
     <w:p>
@@ -892,43 +532,43 @@
           <w:sz w:val="24"/>
           <w:szCs w:val="24"/>
         </w:rPr>
-        <w:t xml:space="preserve">The measures describe structure, not how good the music sounds to a listener.</w:t>
-      </w:r>
-    </w:p>
-    <w:p>
-      <w:pPr>
-        <w:pStyle w:val="ListParagraph"/>
-        <w:numPr>
-          <w:ilvl w:val="0"/>
-          <w:numId w:val="2"/>
-        </w:numPr>
-        <w:spacing w:after="80"/>
-      </w:pPr>
-      <w:r>
-        <w:rPr>
-          <w:rFonts w:ascii="Times New Roman" w:cs="Times New Roman" w:eastAsia="Times New Roman" w:hAnsi="Times New Roman"/>
-          <w:sz w:val="24"/>
-          <w:szCs w:val="24"/>
-        </w:rPr>
-        <w:t xml:space="preserve">Only C major, one tempo and one chord loop are used.</w:t>
-      </w:r>
-    </w:p>
-    <w:p>
-      <w:pPr>
-        <w:pStyle w:val="ListParagraph"/>
-        <w:numPr>
-          <w:ilvl w:val="0"/>
-          <w:numId w:val="2"/>
-        </w:numPr>
-        <w:spacing w:after="80"/>
-      </w:pPr>
-      <w:r>
-        <w:rPr>
-          <w:rFonts w:ascii="Times New Roman" w:cs="Times New Roman" w:eastAsia="Times New Roman" w:hAnsi="Times New Roman"/>
-          <w:sz w:val="24"/>
-          <w:szCs w:val="24"/>
-        </w:rPr>
-        <w:t xml:space="preserve">The pieces have no repeated themes, so longer pieces could sound aimless.</w:t>
+        <w:t xml:space="preserve">With only two pitches there is no real melody, so the result is closer to an adaptive pulse than to a tune.</w:t>
+      </w:r>
+    </w:p>
+    <w:p>
+      <w:pPr>
+        <w:pStyle w:val="ListParagraph"/>
+        <w:numPr>
+          <w:ilvl w:val="0"/>
+          <w:numId w:val="2"/>
+        </w:numPr>
+        <w:spacing w:after="80"/>
+      </w:pPr>
+      <w:r>
+        <w:rPr>
+          <w:rFonts w:ascii="Times New Roman" w:cs="Times New Roman" w:eastAsia="Times New Roman" w:hAnsi="Times New Roman"/>
+          <w:sz w:val="24"/>
+          <w:szCs w:val="24"/>
+        </w:rPr>
+        <w:t xml:space="preserve">Tempo is the only thing difficulty changes. The notes and the drum are the same on every level.</w:t>
+      </w:r>
+    </w:p>
+    <w:p>
+      <w:pPr>
+        <w:pStyle w:val="ListParagraph"/>
+        <w:numPr>
+          <w:ilvl w:val="0"/>
+          <w:numId w:val="2"/>
+        </w:numPr>
+        <w:spacing w:after="80"/>
+      </w:pPr>
+      <w:r>
+        <w:rPr>
+          <w:rFonts w:ascii="Times New Roman" w:cs="Times New Roman" w:eastAsia="Times New Roman" w:hAnsi="Times New Roman"/>
+          <w:sz w:val="24"/>
+          <w:szCs w:val="24"/>
+        </w:rPr>
+        <w:t xml:space="preserve">Nothing was tested with listeners, so the idea that faster music feels harder is an assumption, not a result.</w:t>
       </w:r>
     </w:p>
     <w:sectPr>

--- a/Code_Documentation.docx
+++ b/Code_Documentation.docx
@@ -170,7 +170,7 @@
           <w:sz w:val="24"/>
           <w:szCs w:val="24"/>
         </w:rPr>
-        <w:t xml:space="preserve">A piece is an array of thirty-two MIDI note numbers, one per beat. The generator starts on the low C and walks through the beats. On each beat it normally swaps to the other pitch, which gives the alternation low, high, low, high. With a probability of 0.25 it keeps the current pitch instead, which shifts the pattern and is what makes each level different. The level number seeds the random number generator, so a level always gets the same music.</w:t>
+        <w:t xml:space="preserve">A piece is an array of thirty-two MIDI note numbers, one per beat. The generator starts on the low C and walks through the beats. On each beat it normally swaps to the other pitch, which gives the alternation low, high, low, high. It draws a whole number from 0 to 99 and, when that falls below 25, keeps the current pitch instead, which shifts the pattern and is what makes each level different. The level number seeds the random number generator, so a level always gets the same music.</w:t>
       </w:r>
     </w:p>
     <w:p>
@@ -180,42 +180,42 @@
       </w:pPr>
       <w:r>
         <w:drawing>
-          <ns2:inline distT="0" distB="0" distL="0" distR="0">
-            <ns2:extent cx="5715000" cy="2761450"/>
-            <ns2:effectExtent t="0" r="0" b="0" l="0"/>
-            <ns2:docPr id="1" name="" descr="" title=""/>
-            <ns2:cNvGraphicFramePr>
-              <ns3:graphicFrameLocks noChangeAspect="1"/>
-            </ns2:cNvGraphicFramePr>
-            <ns3:graphic>
-              <ns3:graphicData uri="http://schemas.openxmlformats.org/drawingml/2006/picture">
-                <ns4:pic>
-                  <ns4:nvPicPr>
-                    <ns4:cNvPr id="0" name="" descr=""/>
-                    <ns4:cNvPicPr>
-                      <ns3:picLocks noChangeAspect="1" noChangeArrowheads="1"/>
-                    </ns4:cNvPicPr>
-                  </ns4:nvPicPr>
-                  <ns4:blipFill>
-                    <ns3:blip ns5:embed="rId7" cstate="none"/>
-                    <ns3:srcRect/>
-                    <ns3:stretch>
-                      <ns3:fillRect/>
-                    </ns3:stretch>
-                  </ns4:blipFill>
-                  <ns4:spPr bwMode="auto">
-                    <ns3:xfrm>
-                      <ns3:off x="0" y="0"/>
-                      <ns3:ext cx="5715000" cy="2761450"/>
-                    </ns3:xfrm>
-                    <ns3:prstGeom prst="rect">
-                      <ns3:avLst/>
-                    </ns3:prstGeom>
-                  </ns4:spPr>
-                </ns4:pic>
-              </ns3:graphicData>
-            </ns3:graphic>
-          </ns2:inline>
+          <wp:inline distT="0" distB="0" distL="0" distR="0">
+            <wp:extent cx="5715000" cy="2761450"/>
+            <wp:effectExtent t="0" r="0" b="0" l="0"/>
+            <wp:docPr id="1" name="" descr="" title=""/>
+            <wp:cNvGraphicFramePr>
+              <a:graphicFrameLocks noChangeAspect="1"/>
+            </wp:cNvGraphicFramePr>
+            <a:graphic>
+              <a:graphicData uri="http://schemas.openxmlformats.org/drawingml/2006/picture">
+                <pic:pic>
+                  <pic:nvPicPr>
+                    <pic:cNvPr id="0" name="" descr=""/>
+                    <pic:cNvPicPr>
+                      <a:picLocks noChangeAspect="1" noChangeArrowheads="1"/>
+                    </pic:cNvPicPr>
+                  </pic:nvPicPr>
+                  <pic:blipFill>
+                    <a:blip r:embed="rId7" cstate="none"/>
+                    <a:srcRect/>
+                    <a:stretch>
+                      <a:fillRect/>
+                    </a:stretch>
+                  </pic:blipFill>
+                  <pic:spPr bwMode="auto">
+                    <a:xfrm>
+                      <a:off x="0" y="0"/>
+                      <a:ext cx="5715000" cy="2761450"/>
+                    </a:xfrm>
+                    <a:prstGeom prst="rect">
+                      <a:avLst/>
+                    </a:prstGeom>
+                  </pic:spPr>
+                </pic:pic>
+              </a:graphicData>
+            </a:graphic>
+          </wp:inline>
         </w:drawing>
       </w:r>
     </w:p>
@@ -268,7 +268,7 @@
           <w:sz w:val="24"/>
           <w:szCs w:val="24"/>
         </w:rPr>
-        <w:t xml:space="preserve">Randomness: REPEAT_CHANCE is the chance of repeating a pitch instead of swapping. Set it to 0 for a perfectly regular pulse, or higher to make it less predictable.</w:t>
+        <w:t xml:space="preserve">Randomness: REPEAT_PERCENT is how often, out of 100, a note repeats instead of swapping. Set it to 0 for a perfectly regular pulse, or higher to make it less predictable.</w:t>
       </w:r>
     </w:p>
     <w:p>
@@ -498,7 +498,7 @@
           <w:sz w:val="24"/>
           <w:szCs w:val="24"/>
         </w:rPr>
-        <w:t xml:space="preserve">Change how random it is: edit REPEAT_CHANCE. Zero gives a strict alternation, higher values break the pulse more often.</w:t>
+        <w:t xml:space="preserve">Change how random it is: edit REPEAT_PERCENT. Zero gives a strict alternation, higher values break the pulse more often.</w:t>
       </w:r>
     </w:p>
     <w:p>

--- a/Code_Documentation.docx
+++ b/Code_Documentation.docx
@@ -87,7 +87,7 @@
           <w:sz w:val="24"/>
           <w:szCs w:val="24"/>
         </w:rPr>
-        <w:t xml:space="preserve">Compile it once:</w:t>
+        <w:t xml:space="preserve">Run it from the project folder:</w:t>
       </w:r>
     </w:p>
     <w:p>
@@ -101,7 +101,7 @@
           <w:sz w:val="21"/>
           <w:szCs w:val="21"/>
         </w:rPr>
-        <w:t xml:space="preserve">javac MusicGenerator.java</w:t>
+        <w:t xml:space="preserve">java MusicGenerator.java</w:t>
       </w:r>
     </w:p>
     <w:p>
@@ -114,21 +114,7 @@
           <w:sz w:val="24"/>
           <w:szCs w:val="24"/>
         </w:rPr>
-        <w:t xml:space="preserve">Then run it from the project folder:</w:t>
-      </w:r>
-    </w:p>
-    <w:p>
-      <w:pPr>
-        <w:spacing w:after="100"/>
-        <w:ind w:left="400"/>
-      </w:pPr>
-      <w:r>
-        <w:rPr>
-          <w:rFonts w:ascii="Courier New" w:cs="Courier New" w:eastAsia="Courier New" w:hAnsi="Courier New"/>
-          <w:sz w:val="21"/>
-          <w:szCs w:val="21"/>
-        </w:rPr>
-        <w:t xml:space="preserve">java MusicGenerator</w:t>
+        <w:t xml:space="preserve">That one command compiles and runs the program, because the whole thing is a single file. Java 11 and later allow this. On an older Java, compile first with javac MusicGenerator.java and then run java MusicGenerator.</w:t>
       </w:r>
     </w:p>
     <w:p>

--- a/Code_Documentation.docx
+++ b/Code_Documentation.docx
@@ -236,43 +236,43 @@
           <w:sz w:val="24"/>
           <w:szCs w:val="24"/>
         </w:rPr>
-        <w:t xml:space="preserve">Two pitches: LOW_NOTE is MIDI 60 and HIGH_NOTE is MIDI 72, the same note one octave apart, so they always sound right together.</w:t>
-      </w:r>
-    </w:p>
-    <w:p>
-      <w:pPr>
-        <w:pStyle w:val="ListParagraph"/>
-        <w:numPr>
-          <w:ilvl w:val="0"/>
-          <w:numId w:val="2"/>
-        </w:numPr>
-        <w:spacing w:after="80"/>
-      </w:pPr>
-      <w:r>
-        <w:rPr>
-          <w:rFonts w:ascii="Times New Roman" w:cs="Times New Roman" w:eastAsia="Times New Roman" w:hAnsi="Times New Roman"/>
-          <w:sz w:val="24"/>
-          <w:szCs w:val="24"/>
-        </w:rPr>
-        <w:t xml:space="preserve">Randomness: REPEAT_PERCENT is how often, out of 100, a note repeats instead of swapping. Set it to 0 for a perfectly regular pulse, or higher to make it less predictable.</w:t>
-      </w:r>
-    </w:p>
-    <w:p>
-      <w:pPr>
-        <w:pStyle w:val="ListParagraph"/>
-        <w:numPr>
-          <w:ilvl w:val="0"/>
-          <w:numId w:val="2"/>
-        </w:numPr>
-        <w:spacing w:after="80"/>
-      </w:pPr>
-      <w:r>
-        <w:rPr>
-          <w:rFonts w:ascii="Times New Roman" w:cs="Times New Roman" w:eastAsia="Times New Roman" w:hAnsi="Times New Roman"/>
-          <w:sz w:val="24"/>
-          <w:szCs w:val="24"/>
-        </w:rPr>
-        <w:t xml:space="preserve">Difficulty: tempoForLevel slides from TEMPO_EASY on level 1 to TEMPO_HARD on the last level, so the same pattern plays faster as the game gets harder.</w:t>
+        <w:t xml:space="preserve">Two pitches: lowNote is MIDI 60 and highNote is MIDI 72, the same note one octave apart, so they always sound right together.</w:t>
+      </w:r>
+    </w:p>
+    <w:p>
+      <w:pPr>
+        <w:pStyle w:val="ListParagraph"/>
+        <w:numPr>
+          <w:ilvl w:val="0"/>
+          <w:numId w:val="2"/>
+        </w:numPr>
+        <w:spacing w:after="80"/>
+      </w:pPr>
+      <w:r>
+        <w:rPr>
+          <w:rFonts w:ascii="Times New Roman" w:cs="Times New Roman" w:eastAsia="Times New Roman" w:hAnsi="Times New Roman"/>
+          <w:sz w:val="24"/>
+          <w:szCs w:val="24"/>
+        </w:rPr>
+        <w:t xml:space="preserve">Randomness: noteRandomness is how often, out of 100, a note repeats instead of swapping. Set it to 0 for a perfectly regular pulse, or higher to make it less predictable.</w:t>
+      </w:r>
+    </w:p>
+    <w:p>
+      <w:pPr>
+        <w:pStyle w:val="ListParagraph"/>
+        <w:numPr>
+          <w:ilvl w:val="0"/>
+          <w:numId w:val="2"/>
+        </w:numPr>
+        <w:spacing w:after="80"/>
+      </w:pPr>
+      <w:r>
+        <w:rPr>
+          <w:rFonts w:ascii="Times New Roman" w:cs="Times New Roman" w:eastAsia="Times New Roman" w:hAnsi="Times New Roman"/>
+          <w:sz w:val="24"/>
+          <w:szCs w:val="24"/>
+        </w:rPr>
+        <w:t xml:space="preserve">Difficulty: tempoForLevel starts at tempoBase on level 1 and adds tempoIncrement for every level after, so the same pattern plays faster as the game gets harder.</w:t>
       </w:r>
     </w:p>
     <w:p>
@@ -466,25 +466,25 @@
           <w:sz w:val="24"/>
           <w:szCs w:val="24"/>
         </w:rPr>
-        <w:t xml:space="preserve">Change the difficulty curve: edit TEMPO_EASY and TEMPO_HARD to make the levels speed up more or less sharply.</w:t>
-      </w:r>
-    </w:p>
-    <w:p>
-      <w:pPr>
-        <w:pStyle w:val="ListParagraph"/>
-        <w:numPr>
-          <w:ilvl w:val="0"/>
-          <w:numId w:val="2"/>
-        </w:numPr>
-        <w:spacing w:after="80"/>
-      </w:pPr>
-      <w:r>
-        <w:rPr>
-          <w:rFonts w:ascii="Times New Roman" w:cs="Times New Roman" w:eastAsia="Times New Roman" w:hAnsi="Times New Roman"/>
-          <w:sz w:val="24"/>
-          <w:szCs w:val="24"/>
-        </w:rPr>
-        <w:t xml:space="preserve">Change how random it is: edit REPEAT_PERCENT. Zero gives a strict alternation, higher values break the pulse more often.</w:t>
+        <w:t xml:space="preserve">Change the difficulty curve: edit tempoBase to set the starting speed and tempoIncrement to change how much faster each level gets.</w:t>
+      </w:r>
+    </w:p>
+    <w:p>
+      <w:pPr>
+        <w:pStyle w:val="ListParagraph"/>
+        <w:numPr>
+          <w:ilvl w:val="0"/>
+          <w:numId w:val="2"/>
+        </w:numPr>
+        <w:spacing w:after="80"/>
+      </w:pPr>
+      <w:r>
+        <w:rPr>
+          <w:rFonts w:ascii="Times New Roman" w:cs="Times New Roman" w:eastAsia="Times New Roman" w:hAnsi="Times New Roman"/>
+          <w:sz w:val="24"/>
+          <w:szCs w:val="24"/>
+        </w:rPr>
+        <w:t xml:space="preserve">Change how random it is: edit noteRandomness. Zero gives a strict alternation, higher values break the pulse more often.</w:t>
       </w:r>
     </w:p>
     <w:p>

--- a/Code_Documentation.docx
+++ b/Code_Documentation.docx
@@ -29,7 +29,7 @@
           <w:sz w:val="24"/>
           <w:szCs w:val="24"/>
         </w:rPr>
-        <w:t xml:space="preserve">COMP 4980, Portfolio Element 2</w:t>
+        <w:t xml:space="preserve">COMP 4980 — Category 3: Computationally Generated Music</w:t>
       </w:r>
     </w:p>
     <w:p>

--- a/Code_Documentation.docx
+++ b/Code_Documentation.docx
@@ -161,13 +161,14 @@
     </w:p>
     <w:p>
       <w:pPr>
+        <w:keepNext/>
         <w:spacing w:after="60" w:before="60"/>
         <w:jc w:val="center"/>
       </w:pPr>
       <w:r>
         <w:drawing>
           <wp:inline distT="0" distB="0" distL="0" distR="0">
-            <wp:extent cx="5715000" cy="2761450"/>
+            <wp:extent cx="5143500" cy="2485305"/>
             <wp:effectExtent t="0" r="0" b="0" l="0"/>
             <wp:docPr id="1" name="" descr="" title=""/>
             <wp:cNvGraphicFramePr>
@@ -192,7 +193,7 @@
                   <pic:spPr bwMode="auto">
                     <a:xfrm>
                       <a:off x="0" y="0"/>
-                      <a:ext cx="5715000" cy="2761450"/>
+                      <a:ext cx="5143500" cy="2485305"/>
                     </a:xfrm>
                     <a:prstGeom prst="rect">
                       <a:avLst/>
@@ -272,7 +273,7 @@
           <w:sz w:val="24"/>
           <w:szCs w:val="24"/>
         </w:rPr>
-        <w:t xml:space="preserve">Difficulty: tempoForLevel starts at tempoBase on level 1 and adds tempoIncrement for every level after, so the same pattern plays faster as the game gets harder.</w:t>
+        <w:t xml:space="preserve">Difficulty: tempoForLevel starts at tempoBase on level 1 and adds tempoIncrement for every level after, so each thirty-two-note piece plays faster as the game gets harder.</w:t>
       </w:r>
     </w:p>
     <w:p>
@@ -306,7 +307,7 @@
           <w:sz w:val="24"/>
           <w:szCs w:val="24"/>
         </w:rPr>
-        <w:t xml:space="preserve">Settings at the top: the two notes, how many levels and beats, the easy and hard tempos, and the repeat chance. Everything you would want to change is here.</w:t>
+        <w:t xml:space="preserve">Settings at the top: the two notes, how many levels and beats, the base tempo and tempo increment, and the repeat chance. Everything you would want to change is here.</w:t>
       </w:r>
     </w:p>
     <w:p>
@@ -536,7 +537,7 @@
           <w:sz w:val="24"/>
           <w:szCs w:val="24"/>
         </w:rPr>
-        <w:t xml:space="preserve">Tempo is the only thing difficulty changes. The notes and the drum are the same on every level.</w:t>
+        <w:t xml:space="preserve">Difficulty sets the tempo. The level number also seeds the note pattern; the two pitches, repeat chance and drum stay fixed.</w:t>
       </w:r>
     </w:p>
     <w:p>
